--- a/Manuscript/reference-style.docx
+++ b/Manuscript/reference-style.docx
@@ -43,12 +43,20 @@
     </w:p>
     <w:p>
       <w:pPr>
+        <w:pStyle w:val="Afiliations"/>
+      </w:pPr>
+      <w:r>
+        <w:t>Affiliations</w:t>
+      </w:r>
+    </w:p>
+    <w:p>
+      <w:pPr>
         <w:pStyle w:val="Abstract"/>
         <w:spacing w:line="480" w:lineRule="auto"/>
         <w:jc w:val="both"/>
       </w:pPr>
       <w:r>
-        <w:t xml:space="preserve"> Abstract </w:t>
+        <w:t xml:space="preserve">Abstract </w:t>
       </w:r>
     </w:p>
     <w:p>
@@ -183,7 +191,7 @@
       <w:r>
         <w:t xml:space="preserve"> .   </w:t>
       </w:r>
-      <w:hyperlink r:id="rId7">
+      <w:hyperlink r:id="rId8">
         <w:r>
           <w:rPr>
             <w:rStyle w:val="Hyperlink"/>
@@ -1125,6 +1133,7 @@
     <w:name w:val="Author"/>
     <w:basedOn w:val="Titel"/>
     <w:next w:val="Textkrper"/>
+    <w:link w:val="AuthorZchn"/>
     <w:qFormat/>
     <w:pPr>
       <w:keepNext/>
@@ -1462,6 +1471,38 @@
     <w:name w:val="line number"/>
     <w:basedOn w:val="Absatz-Standardschriftart"/>
     <w:rsid w:val="007941F2"/>
+  </w:style>
+  <w:style w:type="paragraph" w:customStyle="1" w:styleId="Afiliations">
+    <w:name w:val="Afiliations"/>
+    <w:basedOn w:val="Author"/>
+    <w:link w:val="AfiliationsZchn"/>
+    <w:qFormat/>
+    <w:rsid w:val="00FA3AF5"/>
+    <w:pPr>
+      <w:jc w:val="left"/>
+    </w:pPr>
+  </w:style>
+  <w:style w:type="character" w:customStyle="1" w:styleId="AuthorZchn">
+    <w:name w:val="Author Zchn"/>
+    <w:basedOn w:val="TitelZchn"/>
+    <w:link w:val="Author"/>
+    <w:rsid w:val="00FA3AF5"/>
+    <w:rPr>
+      <w:rFonts w:asciiTheme="majorHAnsi" w:eastAsiaTheme="majorEastAsia" w:hAnsiTheme="majorHAnsi" w:cstheme="majorBidi"/>
+      <w:sz w:val="56"/>
+      <w:szCs w:val="56"/>
+    </w:rPr>
+  </w:style>
+  <w:style w:type="character" w:customStyle="1" w:styleId="AfiliationsZchn">
+    <w:name w:val="Afiliations Zchn"/>
+    <w:basedOn w:val="AuthorZchn"/>
+    <w:link w:val="Afiliations"/>
+    <w:rsid w:val="00FA3AF5"/>
+    <w:rPr>
+      <w:rFonts w:asciiTheme="majorHAnsi" w:eastAsiaTheme="majorEastAsia" w:hAnsiTheme="majorHAnsi" w:cstheme="majorBidi"/>
+      <w:sz w:val="56"/>
+      <w:szCs w:val="56"/>
+    </w:rPr>
   </w:style>
 </w:styles>
 </file>
@@ -1759,4 +1800,16 @@
     </a:ext>
   </a:extLst>
 </a:theme>
+</file>
+
+<file path=customXml/item1.xml><?xml version="1.0" encoding="utf-8"?>
+<b:Sources xmlns:b="http://schemas.openxmlformats.org/officeDocument/2006/bibliography" xmlns="http://schemas.openxmlformats.org/officeDocument/2006/bibliography" SelectedStyle="\APASixthEditionOfficeOnline.xsl" StyleName="APA" Version="6"/>
+</file>
+
+<file path=customXml/itemProps1.xml><?xml version="1.0" encoding="utf-8"?>
+<ds:datastoreItem xmlns:ds="http://schemas.openxmlformats.org/officeDocument/2006/customXml" ds:itemID="{D8932F58-BCAC-41E1-9AF6-16FC1694C5B9}">
+  <ds:schemaRefs>
+    <ds:schemaRef ds:uri="http://schemas.openxmlformats.org/officeDocument/2006/bibliography"/>
+  </ds:schemaRefs>
+</ds:datastoreItem>
 </file>